--- a/src/main/resources/gulmira/tur_passport_1st.docx
+++ b/src/main/resources/gulmira/tur_passport_1st.docx
@@ -17,7 +17,29 @@
           <w:rFonts w:ascii="Times New Roman" w:hAnsi="Times New Roman"/>
           <w:sz w:val="24"/>
         </w:rPr>
-        <w:t xml:space="preserve"> Перевод выполнен с турецкого языка на русский язык</w:t>
+        <w:t xml:space="preserve"> Перевод выполнен </w:t>
+      </w:r>
+      <w:r>
+        <w:rPr>
+          <w:rFonts w:ascii="Times New Roman" w:hAnsi="Times New Roman"/>
+          <w:sz w:val="24"/>
+          <w:szCs w:val="24"/>
+        </w:rPr>
+        <w:t>с турецкого и английского языков</w:t>
+      </w:r>
+      <w:r>
+        <w:rPr>
+          <w:rFonts w:ascii="Times New Roman" w:hAnsi="Times New Roman"/>
+          <w:sz w:val="24"/>
+        </w:rPr>
+        <w:t xml:space="preserve"> </w:t>
+      </w:r>
+      <w:r>
+        <w:rPr>
+          <w:rFonts w:ascii="Times New Roman" w:hAnsi="Times New Roman"/>
+          <w:sz w:val="24"/>
+        </w:rPr>
+        <w:t>на русский язык</w:t>
       </w:r>
     </w:p>
     <w:p>
@@ -114,7 +136,6 @@
         <w:tc>
           <w:tcPr>
             <w:tcW w:w="8347" w:type="dxa"/>
-            <w:shd w:val="clear" w:color="auto" w:fill="auto"/>
             <w:textDirection w:val="btLr"/>
           </w:tcPr>
           <w:p>
@@ -531,7 +552,6 @@
         <w:tc>
           <w:tcPr>
             <w:tcW w:w="8347" w:type="dxa"/>
-            <w:shd w:val="clear" w:color="auto" w:fill="auto"/>
           </w:tcPr>
           <w:p>
             <w:pPr>
@@ -572,7 +592,6 @@
               </w:rPr>
               <w:t xml:space="preserve">   </w:t>
             </w:r>
-            <w:proofErr w:type="gramStart"/>
             <w:r>
               <w:rPr>
                 <w:rFonts w:ascii="Times New Roman" w:hAnsi="Times New Roman"/>
@@ -608,7 +627,6 @@
               </w:rPr>
               <w:t>Тип</w:t>
             </w:r>
-            <w:proofErr w:type="gramEnd"/>
             <w:r>
               <w:rPr>
                 <w:rFonts w:ascii="Times New Roman" w:hAnsi="Times New Roman"/>
